--- a/Project_Report.docx
+++ b/Project_Report.docx
@@ -20,23 +20,15 @@
           <w:color w:val="1F4E79"/>
           <w:sz w:val="56"/>
         </w:rPr>
-        <w:t>✈</w:t>
-      </w:r>
+        <w:t>✈  AIRLINE</w:t>
+      </w:r>
+      <w:proofErr w:type="gramEnd"/>
       <w:r>
         <w:rPr>
           <w:b/>
           <w:color w:val="1F4E79"/>
           <w:sz w:val="56"/>
         </w:rPr>
-        <w:t xml:space="preserve">  AIRLINE</w:t>
-      </w:r>
-      <w:proofErr w:type="gramEnd"/>
-      <w:r>
-        <w:rPr>
-          <w:b/>
-          <w:color w:val="1F4E79"/>
-          <w:sz w:val="56"/>
-        </w:rPr>
         <w:t xml:space="preserve"> PASSENGER SATISFACTION</w:t>
       </w:r>
     </w:p>
@@ -57,7 +49,25 @@
     <w:p>
       <w:pPr>
         <w:spacing w:after="160"/>
-      </w:pPr>
+        <w:jc w:val="center"/>
+      </w:pPr>
+      <w:r>
+        <w:t>By</w:t>
+      </w:r>
+    </w:p>
+    <w:p>
+      <w:pPr>
+        <w:spacing w:after="160"/>
+        <w:jc w:val="center"/>
+      </w:pPr>
+      <w:proofErr w:type="gramStart"/>
+      <w:r>
+        <w:t>Name :</w:t>
+      </w:r>
+      <w:proofErr w:type="gramEnd"/>
+      <w:r>
+        <w:t xml:space="preserve"> Ram Kumar G</w:t>
+      </w:r>
     </w:p>
     <w:p>
       <w:pPr>
@@ -68,7 +78,7 @@
         <w:rPr>
           <w:sz w:val="24"/>
         </w:rPr>
-        <w:t>Submitted in Partial Fulfilment of Internship / College Project Requirements</w:t>
+        <w:t xml:space="preserve">Submitted in Partial Fulfilment of Internship </w:t>
       </w:r>
     </w:p>
     <w:p>
@@ -81,8 +91,17 @@
           <w:b/>
           <w:sz w:val="24"/>
         </w:rPr>
-        <w:t>Department of Computer Science &amp; Data Analytics</w:t>
-      </w:r>
+        <w:t xml:space="preserve">Department of </w:t>
+      </w:r>
+      <w:r>
+        <w:rPr>
+          <w:b/>
+          <w:sz w:val="24"/>
+        </w:rPr>
+        <w:t>AI &amp; ML</w:t>
+      </w:r>
+      <w:bookmarkStart w:id="0" w:name="_GoBack"/>
+      <w:bookmarkEnd w:id="0"/>
     </w:p>
     <w:p>
       <w:pPr>
@@ -93,7 +112,25 @@
         <w:rPr>
           <w:sz w:val="24"/>
         </w:rPr>
-        <w:t>Academic Year 2024–25</w:t>
+        <w:t>Academic Year 202</w:t>
+      </w:r>
+      <w:r>
+        <w:rPr>
+          <w:sz w:val="24"/>
+        </w:rPr>
+        <w:t>6</w:t>
+      </w:r>
+      <w:r>
+        <w:rPr>
+          <w:sz w:val="24"/>
+        </w:rPr>
+        <w:t>–2</w:t>
+      </w:r>
+      <w:r>
+        <w:rPr>
+          <w:sz w:val="24"/>
+        </w:rPr>
+        <w:t>7</w:t>
       </w:r>
     </w:p>
     <w:p>
@@ -229,16 +266,7 @@
         <w:spacing w:after="240"/>
       </w:pPr>
       <w:r>
-        <w:t>T</w:t>
-      </w:r>
-      <w:r>
-        <w:t>his project presents a comprehensive data analytics and machine learning study on airline passenger satisfaction, analysing 58,313 passenger records across 22 features. The study covers end-to-end data processing: cleaning, f</w:t>
-      </w:r>
-      <w:r>
-        <w:t>eature engineering, exploratory data analysis (EDA), and multi-model classification. Three machine learning models were developed — Logistic Regression, Random Forest, and Gradient Boosting — achieving up to 95.8% accuracy and 95.1% F1-score. The project c</w:t>
-      </w:r>
-      <w:r>
-        <w:t xml:space="preserve">ulminates in a fully interactive </w:t>
+        <w:t xml:space="preserve">This project presents a comprehensive data analytics and machine learning study on airline passenger satisfaction, analysing 58,313 passenger records across 22 features. The study covers end-to-end data processing: cleaning, feature engineering, exploratory data analysis (EDA), and multi-model classification. Three machine learning models were developed — Logistic Regression, Random Forest, and Gradient Boosting — achieving up to 95.8% accuracy and 95.1% F1-score. The project culminates in a fully interactive </w:t>
       </w:r>
       <w:proofErr w:type="spellStart"/>
       <w:r>
@@ -246,10 +274,7 @@
       </w:r>
       <w:proofErr w:type="spellEnd"/>
       <w:r>
-        <w:t xml:space="preserve"> dashboard with dynamic KPI cards, demographic and service-rating visualisations, model comparison, and live passenger satisfaction prediction. Key findings show that Online Boarding, Inflight Entertainment, and Bu</w:t>
-      </w:r>
-      <w:r>
-        <w:t>siness Class travel are the strongest predictors of passenger satisfaction.</w:t>
+        <w:t xml:space="preserve"> dashboard with dynamic KPI cards, demographic and service-rating visualisations, model comparison, and live passenger satisfaction prediction. Key findings show that Online Boarding, Inflight Entertainment, and Business Class travel are the strongest predictors of passenger satisfaction.</w:t>
       </w:r>
     </w:p>
     <w:p>
@@ -271,24 +296,15 @@
         <w:spacing w:after="160"/>
       </w:pPr>
       <w:r>
-        <w:t>The airline industry is one of the most competitive and service-intensive sectors globally. Passenger satisfaction directly influences airline reputation, repeat bu</w:t>
-      </w:r>
-      <w:r>
-        <w:t>siness, and long-term profitability. Understanding the drivers of passenger satisfaction has become a critical analytical task for airlines seeking to differentiate their service offerings.</w:t>
-      </w:r>
-    </w:p>
-    <w:p>
-      <w:pPr>
-        <w:spacing w:after="160"/>
-      </w:pPr>
-      <w:r>
-        <w:t xml:space="preserve">This project employs data science and machine learning techniques </w:t>
-      </w:r>
-      <w:r>
-        <w:t>to analyse a large-scale dataset of airline passenger feedback. By applying exploratory data analysis, feature engineering, and classification algorithms, we aim to identify which aspects of the travel experience most strongly predict whether a passenger i</w:t>
-      </w:r>
-      <w:r>
-        <w:t>s satisfied or dissatisfied. The insights derived from this analysis can be used by airlines to prioritise service improvements and personalise the passenger experience.</w:t>
+        <w:t>The airline industry is one of the most competitive and service-intensive sectors globally. Passenger satisfaction directly influences airline reputation, repeat business, and long-term profitability. Understanding the drivers of passenger satisfaction has become a critical analytical task for airlines seeking to differentiate their service offerings.</w:t>
+      </w:r>
+    </w:p>
+    <w:p>
+      <w:pPr>
+        <w:spacing w:after="160"/>
+      </w:pPr>
+      <w:r>
+        <w:t>This project employs data science and machine learning techniques to analyse a large-scale dataset of airline passenger feedback. By applying exploratory data analysis, feature engineering, and classification algorithms, we aim to identify which aspects of the travel experience most strongly predict whether a passenger is satisfied or dissatisfied. The insights derived from this analysis can be used by airlines to prioritise service improvements and personalise the passenger experience.</w:t>
       </w:r>
     </w:p>
     <w:p>
@@ -310,10 +326,7 @@
         <w:spacing w:after="120"/>
       </w:pPr>
       <w:r>
-        <w:t>Airlines collect passenger feedback across multiple service touch</w:t>
-      </w:r>
-      <w:r>
-        <w:t>points but often lack the analytical infrastructure to translate raw data into predictive intelligence. The central problem addressed in this project is:</w:t>
+        <w:t>Airlines collect passenger feedback across multiple service touchpoints but often lack the analytical infrastructure to translate raw data into predictive intelligence. The central problem addressed in this project is:</w:t>
       </w:r>
     </w:p>
     <w:p>
@@ -325,14 +338,7 @@
           <w:b/>
           <w:color w:val="1F4E79"/>
         </w:rPr>
-        <w:t>Given a passenger's demographic profile, flight details, and service ratings across 13 service dimensi</w:t>
-      </w:r>
-      <w:r>
-        <w:rPr>
-          <w:b/>
-          <w:color w:val="1F4E79"/>
-        </w:rPr>
-        <w:t>ons, can we accurately predict whether the passenger will be satisfied or neutral/dissatisfied with their flight experience?</w:t>
+        <w:t>Given a passenger's demographic profile, flight details, and service ratings across 13 service dimensions, can we accurately predict whether the passenger will be satisfied or neutral/dissatisfied with their flight experience?</w:t>
       </w:r>
     </w:p>
     <w:p>
@@ -340,10 +346,7 @@
         <w:spacing w:after="240"/>
       </w:pPr>
       <w:r>
-        <w:t>Secondary questions include: What are the most influential service dimensions? Do demographic factors (age, customer loyalty, trave</w:t>
-      </w:r>
-      <w:r>
-        <w:t>l class) significantly affect satisfaction? How do delay patterns correlate with dissatisfaction?</w:t>
+        <w:t>Secondary questions include: What are the most influential service dimensions? Do demographic factors (age, customer loyalty, travel class) significantly affect satisfaction? How do delay patterns correlate with dissatisfaction?</w:t>
       </w:r>
     </w:p>
     <w:p>
@@ -414,10 +417,7 @@
       </w:pPr>
       <w:r>
         <w:lastRenderedPageBreak/>
-        <w:t>4. Train and evaluate three ML classification models: Logistic Regression, Ra</w:t>
-      </w:r>
-      <w:r>
-        <w:t>ndom Forest, and Gradient Boosting.</w:t>
+        <w:t>4. Train and evaluate three ML classification models: Logistic Regression, Random Forest, and Gradient Boosting.</w:t>
       </w:r>
     </w:p>
     <w:p>
@@ -469,10 +469,7 @@
       </w:r>
       <w:proofErr w:type="spellEnd"/>
       <w:r>
-        <w:t xml:space="preserve"> da</w:t>
-      </w:r>
-      <w:r>
-        <w:t>shboard with real-time prediction capability.</w:t>
+        <w:t xml:space="preserve"> dashboard with real-time prediction capability.</w:t>
       </w:r>
     </w:p>
     <w:p>
@@ -508,10 +505,7 @@
         <w:spacing w:after="160"/>
       </w:pPr>
       <w:r>
-        <w:t>The dataset contains 58,313 passenger records collected from an airline survey. It includes demographic information, trip details, service ratings across 13 dimensions, and d</w:t>
-      </w:r>
-      <w:r>
-        <w:t>elay information. The target variable satisfaction is a Boolean value (True/False) indicating whether the passenger was satisfied.</w:t>
+        <w:t>The dataset contains 58,313 passenger records collected from an airline survey. It includes demographic information, trip details, service ratings across 13 dimensions, and delay information. The target variable satisfaction is a Boolean value (True/False) indicating whether the passenger was satisfied.</w:t>
       </w:r>
     </w:p>
     <w:p>
@@ -551,12 +545,6 @@
         <w:gridCol w:w="3293"/>
       </w:tblGrid>
       <w:tr>
-        <w:tblPrEx>
-          <w:tblCellMar>
-            <w:top w:w="0" w:type="dxa"/>
-            <w:bottom w:w="0" w:type="dxa"/>
-          </w:tblCellMar>
-        </w:tblPrEx>
         <w:trPr>
           <w:tblHeader/>
         </w:trPr>
@@ -592,12 +580,6 @@
         </w:tc>
       </w:tr>
       <w:tr>
-        <w:tblPrEx>
-          <w:tblCellMar>
-            <w:top w:w="0" w:type="dxa"/>
-            <w:bottom w:w="0" w:type="dxa"/>
-          </w:tblCellMar>
-        </w:tblPrEx>
         <w:tc>
           <w:tcPr>
             <w:tcW w:w="0" w:type="auto"/>
@@ -630,12 +612,6 @@
         </w:tc>
       </w:tr>
       <w:tr>
-        <w:tblPrEx>
-          <w:tblCellMar>
-            <w:top w:w="0" w:type="dxa"/>
-            <w:bottom w:w="0" w:type="dxa"/>
-          </w:tblCellMar>
-        </w:tblPrEx>
         <w:tc>
           <w:tcPr>
             <w:tcW w:w="0" w:type="auto"/>
@@ -668,12 +644,6 @@
         </w:tc>
       </w:tr>
       <w:tr>
-        <w:tblPrEx>
-          <w:tblCellMar>
-            <w:top w:w="0" w:type="dxa"/>
-            <w:bottom w:w="0" w:type="dxa"/>
-          </w:tblCellMar>
-        </w:tblPrEx>
         <w:tc>
           <w:tcPr>
             <w:tcW w:w="0" w:type="auto"/>
@@ -714,12 +684,6 @@
         </w:tc>
       </w:tr>
       <w:tr>
-        <w:tblPrEx>
-          <w:tblCellMar>
-            <w:top w:w="0" w:type="dxa"/>
-            <w:bottom w:w="0" w:type="dxa"/>
-          </w:tblCellMar>
-        </w:tblPrEx>
         <w:tc>
           <w:tcPr>
             <w:tcW w:w="0" w:type="auto"/>
@@ -752,12 +716,6 @@
         </w:tc>
       </w:tr>
       <w:tr>
-        <w:tblPrEx>
-          <w:tblCellMar>
-            <w:top w:w="0" w:type="dxa"/>
-            <w:bottom w:w="0" w:type="dxa"/>
-          </w:tblCellMar>
-        </w:tblPrEx>
         <w:tc>
           <w:tcPr>
             <w:tcW w:w="0" w:type="auto"/>
@@ -774,10 +732,7 @@
           </w:tcPr>
           <w:p>
             <w:r>
-              <w:t>satisf</w:t>
-            </w:r>
-            <w:r>
-              <w:t>action</w:t>
+              <w:t>satisfaction</w:t>
             </w:r>
           </w:p>
         </w:tc>
@@ -793,12 +748,6 @@
         </w:tc>
       </w:tr>
       <w:tr>
-        <w:tblPrEx>
-          <w:tblCellMar>
-            <w:top w:w="0" w:type="dxa"/>
-            <w:bottom w:w="0" w:type="dxa"/>
-          </w:tblCellMar>
-        </w:tblPrEx>
         <w:tc>
           <w:tcPr>
             <w:tcW w:w="0" w:type="auto"/>
@@ -831,12 +780,6 @@
         </w:tc>
       </w:tr>
       <w:tr>
-        <w:tblPrEx>
-          <w:tblCellMar>
-            <w:top w:w="0" w:type="dxa"/>
-            <w:bottom w:w="0" w:type="dxa"/>
-          </w:tblCellMar>
-        </w:tblPrEx>
         <w:tc>
           <w:tcPr>
             <w:tcW w:w="0" w:type="auto"/>
@@ -911,12 +854,6 @@
         <w:gridCol w:w="1865"/>
       </w:tblGrid>
       <w:tr>
-        <w:tblPrEx>
-          <w:tblCellMar>
-            <w:top w:w="0" w:type="dxa"/>
-            <w:bottom w:w="0" w:type="dxa"/>
-          </w:tblCellMar>
-        </w:tblPrEx>
         <w:trPr>
           <w:tblHeader/>
         </w:trPr>
@@ -952,12 +889,6 @@
         </w:tc>
       </w:tr>
       <w:tr>
-        <w:tblPrEx>
-          <w:tblCellMar>
-            <w:top w:w="0" w:type="dxa"/>
-            <w:bottom w:w="0" w:type="dxa"/>
-          </w:tblCellMar>
-        </w:tblPrEx>
         <w:tc>
           <w:tcPr>
             <w:tcW w:w="0" w:type="auto"/>
@@ -990,12 +921,6 @@
         </w:tc>
       </w:tr>
       <w:tr>
-        <w:tblPrEx>
-          <w:tblCellMar>
-            <w:top w:w="0" w:type="dxa"/>
-            <w:bottom w:w="0" w:type="dxa"/>
-          </w:tblCellMar>
-        </w:tblPrEx>
         <w:tc>
           <w:tcPr>
             <w:tcW w:w="0" w:type="auto"/>
@@ -1066,10 +991,7 @@
         <w:spacing w:after="160"/>
       </w:pPr>
       <w:r>
-        <w:t xml:space="preserve">The dataset was loaded using Pandas from a CSV file. The raw satisfaction column contains Boolean values (True/False) which were mapped to string labels: satisfied and neutral or dissatisfied. This ensures interpretable outputs throughout the analysis and </w:t>
-      </w:r>
-      <w:r>
-        <w:t>prediction pipeline.</w:t>
+        <w:t>The dataset was loaded using Pandas from a CSV file. The raw satisfaction column contains Boolean values (True/False) which were mapped to string labels: satisfied and neutral or dissatisfied. This ensures interpretable outputs throughout the analysis and prediction pipeline.</w:t>
       </w:r>
     </w:p>
     <w:p>
@@ -1118,10 +1040,7 @@
       </w:r>
       <w:proofErr w:type="spellEnd"/>
       <w:r>
-        <w:t>' in the Class column, corrected to 'Business'. (2) Customer Type standardisation — casing inconsistencies normali</w:t>
-      </w:r>
-      <w:r>
-        <w:t xml:space="preserve">sed using title-case. (3) Missing value imputation — Arrival Delay </w:t>
+        <w:t xml:space="preserve">' in the Class column, corrected to 'Business'. (2) Customer Type standardisation — casing inconsistencies normalised using title-case. (3) Missing value imputation — Arrival Delay </w:t>
       </w:r>
       <w:proofErr w:type="spellStart"/>
       <w:r>
@@ -1129,10 +1048,7 @@
       </w:r>
       <w:proofErr w:type="spellEnd"/>
       <w:r>
-        <w:t xml:space="preserve"> values filled with the column median. (4) Rating clip — service ratings clipped to valid [0,5] range. (5) Feature engineering — Age Group (5 bins) and Distance Category (4 bins) derived</w:t>
-      </w:r>
-      <w:r>
-        <w:t xml:space="preserve"> from continuous variables.</w:t>
+        <w:t xml:space="preserve"> values filled with the column median. (4) Rating clip — service ratings clipped to valid [0,5] range. (5) Feature engineering — Age Group (5 bins) and Distance Category (4 bins) derived from continuous variables.</w:t>
       </w:r>
     </w:p>
     <w:p>
@@ -1180,10 +1096,7 @@
       </w:r>
       <w:proofErr w:type="spellEnd"/>
       <w:r>
-        <w:t>=42) ensuring balanced class representatio</w:t>
-      </w:r>
-      <w:r>
-        <w:t>n. Feature columns: Gender, Customer Type, Type of Travel, Class, Age, Flight Distance, 13 service ratings, Departure Delay, Arrival Delay.</w:t>
+        <w:t>=42) ensuring balanced class representation. Feature columns: Gender, Customer Type, Type of Travel, Class, Age, Flight Distance, 13 service ratings, Departure Delay, Arrival Delay.</w:t>
       </w:r>
     </w:p>
     <w:p>
@@ -1205,10 +1118,7 @@
         <w:spacing w:after="120"/>
       </w:pPr>
       <w:r>
-        <w:t>Three classification algorithms were selected spanning a spectrum from interpret</w:t>
-      </w:r>
-      <w:r>
-        <w:t>able linear models to powerful ensemble methods:</w:t>
+        <w:t>Three classification algorithms were selected spanning a spectrum from interpretable linear models to powerful ensemble methods:</w:t>
       </w:r>
     </w:p>
     <w:tbl>
@@ -1235,12 +1145,6 @@
         <w:gridCol w:w="2790"/>
       </w:tblGrid>
       <w:tr>
-        <w:tblPrEx>
-          <w:tblCellMar>
-            <w:top w:w="0" w:type="dxa"/>
-            <w:bottom w:w="0" w:type="dxa"/>
-          </w:tblCellMar>
-        </w:tblPrEx>
         <w:trPr>
           <w:tblHeader/>
         </w:trPr>
@@ -1286,12 +1190,6 @@
         </w:tc>
       </w:tr>
       <w:tr>
-        <w:tblPrEx>
-          <w:tblCellMar>
-            <w:top w:w="0" w:type="dxa"/>
-            <w:bottom w:w="0" w:type="dxa"/>
-          </w:tblCellMar>
-        </w:tblPrEx>
         <w:tc>
           <w:tcPr>
             <w:tcW w:w="0" w:type="auto"/>
@@ -1339,12 +1237,6 @@
         </w:tc>
       </w:tr>
       <w:tr>
-        <w:tblPrEx>
-          <w:tblCellMar>
-            <w:top w:w="0" w:type="dxa"/>
-            <w:bottom w:w="0" w:type="dxa"/>
-          </w:tblCellMar>
-        </w:tblPrEx>
         <w:tc>
           <w:tcPr>
             <w:tcW w:w="0" w:type="auto"/>
@@ -1400,12 +1292,6 @@
         </w:tc>
       </w:tr>
       <w:tr>
-        <w:tblPrEx>
-          <w:tblCellMar>
-            <w:top w:w="0" w:type="dxa"/>
-            <w:bottom w:w="0" w:type="dxa"/>
-          </w:tblCellMar>
-        </w:tblPrEx>
         <w:tc>
           <w:tcPr>
             <w:tcW w:w="0" w:type="auto"/>
@@ -1499,10 +1385,7 @@
         <w:spacing w:after="160"/>
       </w:pPr>
       <w:r>
-        <w:t>The dataset shows a slight cl</w:t>
-      </w:r>
-      <w:r>
-        <w:t xml:space="preserve">ass imbalance: 43.4% satisfied (25,332) and 56.6% neutral/dissatisfied (32,981). This distribution contextualises model evaluation — accuracy alone is </w:t>
+        <w:t xml:space="preserve">The dataset shows a slight class imbalance: 43.4% satisfied (25,332) and 56.6% neutral/dissatisfied (32,981). This distribution contextualises model evaluation — accuracy alone is </w:t>
       </w:r>
       <w:proofErr w:type="gramStart"/>
       <w:r>
@@ -1578,13 +1461,7 @@
         <w:spacing w:after="160"/>
       </w:pPr>
       <w:r>
-        <w:t>Business class passeng</w:t>
-      </w:r>
-      <w:r>
-        <w:t>ers show substantially higher satisfaction than Eco and Eco Plus travellers. Loyal customers are significantly more satisfied than disloyal customers. Business travellers show higher satisfaction than personal travellers. Gender shows relatively balanced s</w:t>
-      </w:r>
-      <w:r>
-        <w:t>atisfaction rates between males and females.</w:t>
+        <w:t>Business class passengers show substantially higher satisfaction than Eco and Eco Plus travellers. Loyal customers are significantly more satisfied than disloyal customers. Business travellers show higher satisfaction than personal travellers. Gender shows relatively balanced satisfaction rates between males and females.</w:t>
       </w:r>
     </w:p>
     <w:p>
@@ -1651,10 +1528,7 @@
         <w:spacing w:after="160"/>
       </w:pPr>
       <w:r>
-        <w:t>Passenger ages range from 7 to 85 years with a mean of 39.3. The 31-60 age group shows the highest satisfaction rates. Younger passengers (&lt;18) and older passengers (60+) tend to have lower satisfaction, reflecting differences in service expectations and e</w:t>
-      </w:r>
-      <w:r>
-        <w:t>ntertainment preferences.</w:t>
+        <w:t>Passenger ages range from 7 to 85 years with a mean of 39.3. The 31-60 age group shows the highest satisfaction rates. Younger passengers (&lt;18) and older passengers (60+) tend to have lower satisfaction, reflecting differences in service expectations and entertainment preferences.</w:t>
       </w:r>
     </w:p>
     <w:p>
@@ -1725,10 +1599,7 @@
       </w:r>
       <w:r>
         <w:lastRenderedPageBreak/>
-        <w:t>potentially because s</w:t>
-      </w:r>
-      <w:r>
-        <w:t>hort flights provide fewer opportunities to compensate for boarding or comfort issues.</w:t>
+        <w:t>potentially because short flights provide fewer opportunities to compensate for boarding or comfort issues.</w:t>
       </w:r>
     </w:p>
     <w:p>
@@ -1803,10 +1674,7 @@
       </w:r>
       <w:proofErr w:type="gramEnd"/>
       <w:r>
-        <w:t xml:space="preserve"> delays are</w:t>
-      </w:r>
-      <w:r>
-        <w:t xml:space="preserve"> associated with measurably higher dissatisfaction. Arrival delay shows a stronger negative correlation with satisfaction than departure delay.</w:t>
+        <w:t xml:space="preserve"> delays are associated with measurably higher dissatisfaction. Arrival delay shows a stronger negative correlation with satisfaction than departure delay.</w:t>
       </w:r>
     </w:p>
     <w:p>
@@ -1881,10 +1749,7 @@
       </w:r>
       <w:proofErr w:type="gramEnd"/>
       <w:r>
-        <w:t xml:space="preserve"> rate almost all 13 service dimensions hig</w:t>
-      </w:r>
-      <w:r>
-        <w:t xml:space="preserve">her than dissatisfied passengers. The largest gaps appear in Online Boarding, Inflight Entertainment, Seat Comfort, and Inflight </w:t>
+        <w:t xml:space="preserve"> rate almost all 13 service dimensions higher than dissatisfied passengers. The largest gaps appear in Online Boarding, Inflight Entertainment, Seat Comfort, and Inflight </w:t>
       </w:r>
       <w:proofErr w:type="spellStart"/>
       <w:r>
@@ -1960,10 +1825,7 @@
         <w:spacing w:after="160"/>
       </w:pPr>
       <w:r>
-        <w:t>The radar chart provi</w:t>
-      </w:r>
-      <w:r>
-        <w:t>des a visual comparison of all 13 service dimension averages across satisfaction groups. Satisfied passengers consistently form a larger polygon, particularly expanded in online boarding, inflight entertainment, and seat comfort dimensions.</w:t>
+        <w:t>The radar chart provides a visual comparison of all 13 service dimension averages across satisfaction groups. Satisfied passengers consistently form a larger polygon, particularly expanded in online boarding, inflight entertainment, and seat comfort dimensions.</w:t>
       </w:r>
     </w:p>
     <w:p>
@@ -2022,26 +1884,15 @@
           <w:color w:val="2E74B5"/>
           <w:sz w:val="28"/>
         </w:rPr>
-        <w:t>6.8 Feature C</w:t>
-      </w:r>
-      <w:r>
-        <w:rPr>
-          <w:b/>
-          <w:color w:val="2E74B5"/>
-          <w:sz w:val="28"/>
-        </w:rPr>
-        <w:t>orrelation Matrix</w:t>
-      </w:r>
-    </w:p>
-    <w:p>
-      <w:pPr>
-        <w:spacing w:after="160"/>
-      </w:pPr>
-      <w:r>
-        <w:t>The correlation matrix reveals Online Boarding, Inflight Entertainment, and Seat Comfort have the strongest positive correlations with satisfaction. Departure and Arrival delays show weak negative correlations. Several service ratings are</w:t>
-      </w:r>
-      <w:r>
-        <w:t xml:space="preserve"> intercorrelated (e.g., Cleanliness with Food &amp; Drink, On-board Service with Baggage Handling).</w:t>
+        <w:t>6.8 Feature Correlation Matrix</w:t>
+      </w:r>
+    </w:p>
+    <w:p>
+      <w:pPr>
+        <w:spacing w:after="160"/>
+      </w:pPr>
+      <w:r>
+        <w:t>The correlation matrix reveals Online Boarding, Inflight Entertainment, and Seat Comfort have the strongest positive correlations with satisfaction. Departure and Arrival delays show weak negative correlations. Several service ratings are intercorrelated (e.g., Cleanliness with Food &amp; Drink, On-board Service with Baggage Handling).</w:t>
       </w:r>
     </w:p>
     <w:p>
@@ -2123,10 +1974,7 @@
         <w:spacing w:after="120"/>
       </w:pPr>
       <w:r>
-        <w:t xml:space="preserve">All three models were trained on 80% of the data (46,650 records) and evaluated on the held-out 20% </w:t>
-      </w:r>
-      <w:r>
-        <w:t>test set (11,663 records). Results are shown in Table 4 below.</w:t>
+        <w:t>All three models were trained on 80% of the data (46,650 records) and evaluated on the held-out 20% test set (11,663 records). Results are shown in Table 4 below.</w:t>
       </w:r>
     </w:p>
     <w:tbl>
@@ -2155,12 +2003,6 @@
         <w:gridCol w:w="969"/>
       </w:tblGrid>
       <w:tr>
-        <w:tblPrEx>
-          <w:tblCellMar>
-            <w:top w:w="0" w:type="dxa"/>
-            <w:bottom w:w="0" w:type="dxa"/>
-          </w:tblCellMar>
-        </w:tblPrEx>
         <w:trPr>
           <w:tblHeader/>
         </w:trPr>
@@ -2226,12 +2068,6 @@
         </w:tc>
       </w:tr>
       <w:tr>
-        <w:tblPrEx>
-          <w:tblCellMar>
-            <w:top w:w="0" w:type="dxa"/>
-            <w:bottom w:w="0" w:type="dxa"/>
-          </w:tblCellMar>
-        </w:tblPrEx>
         <w:tc>
           <w:tcPr>
             <w:tcW w:w="0" w:type="auto"/>
@@ -2294,12 +2130,6 @@
         </w:tc>
       </w:tr>
       <w:tr>
-        <w:tblPrEx>
-          <w:tblCellMar>
-            <w:top w:w="0" w:type="dxa"/>
-            <w:bottom w:w="0" w:type="dxa"/>
-          </w:tblCellMar>
-        </w:tblPrEx>
         <w:tc>
           <w:tcPr>
             <w:tcW w:w="0" w:type="auto"/>
@@ -2362,12 +2192,6 @@
         </w:tc>
       </w:tr>
       <w:tr>
-        <w:tblPrEx>
-          <w:tblCellMar>
-            <w:top w:w="0" w:type="dxa"/>
-            <w:bottom w:w="0" w:type="dxa"/>
-          </w:tblCellMar>
-        </w:tblPrEx>
         <w:tc>
           <w:tcPr>
             <w:tcW w:w="0" w:type="auto"/>
@@ -2448,10 +2272,7 @@
         <w:spacing w:after="160"/>
       </w:pPr>
       <w:r>
-        <w:t>Gradient Boosting achieved the best overall performance with 95.8% accuracy, 96.8% precision, and 95.1% F1-score. Random Forest was marginally behind but provided the highest</w:t>
-      </w:r>
-      <w:r>
-        <w:t xml:space="preserve"> AUC on the positive class. Logistic Regression, while significantly lower, still achieved 87.7% accuracy — confirming that even linear boundaries partially separate the classes.</w:t>
+        <w:t>Gradient Boosting achieved the best overall performance with 95.8% accuracy, 96.8% precision, and 95.1% F1-score. Random Forest was marginally behind but provided the highest AUC on the positive class. Logistic Regression, while significantly lower, still achieved 87.7% accuracy — confirming that even linear boundaries partially separate the classes.</w:t>
       </w:r>
     </w:p>
     <w:p>
@@ -2546,10 +2367,7 @@
         <w:spacing w:after="160"/>
       </w:pPr>
       <w:r>
-        <w:t>The ROC curves demonstrate excellent discriminative power for all three models. Gradient Boosting achieves AUC=0.9934 and Random Forest a</w:t>
-      </w:r>
-      <w:r>
-        <w:t>chieves AUC=0.9912 — both near-perfect. Logistic Regression still achieves AUC=0.9254, far above the random classifier baseline of 0.5.</w:t>
+        <w:t>The ROC curves demonstrate excellent discriminative power for all three models. Gradient Boosting achieves AUC=0.9934 and Random Forest achieves AUC=0.9912 — both near-perfect. Logistic Regression still achieves AUC=0.9254, far above the random classifier baseline of 0.5.</w:t>
       </w:r>
     </w:p>
     <w:p>
@@ -2630,10 +2448,7 @@
         <w:spacing w:after="160"/>
       </w:pPr>
       <w:r>
-        <w:t>The confusion matrice</w:t>
-      </w:r>
-      <w:r>
-        <w:t>s below show the distribution of true/false positives and negatives for each model on the test set. Random Forest and Gradient Boosting show very few misclassifications relative to Logistic Regression.</w:t>
+        <w:t>The confusion matrices below show the distribution of true/false positives and negatives for each model on the test set. Random Forest and Gradient Boosting show very few misclassifications relative to Logistic Regression.</w:t>
       </w:r>
     </w:p>
     <w:p>
@@ -2691,14 +2506,7 @@
           <w:color w:val="595959"/>
           <w:sz w:val="20"/>
         </w:rPr>
-        <w:t>Figure 11: Confusion matrices for Logistic Regressio</w:t>
-      </w:r>
-      <w:r>
-        <w:rPr>
-          <w:color w:val="595959"/>
-          <w:sz w:val="20"/>
-        </w:rPr>
-        <w:t>n, Random Forest, and Gradient Boosting</w:t>
+        <w:t>Figure 11: Confusion matrices for Logistic Regression, Random Forest, and Gradient Boosting</w:t>
       </w:r>
     </w:p>
     <w:p>
@@ -2720,10 +2528,7 @@
         <w:spacing w:after="160"/>
       </w:pPr>
       <w:r>
-        <w:t>The Random Forest feature importance analysis provides insight into which variables most strongly drive the classification decision. The top 5 features are: (1) Online Boarding, (2) In</w:t>
-      </w:r>
-      <w:r>
-        <w:t xml:space="preserve">flight Entertainment, (3) Seat Comfort, (4) Class, and (5) Inflight </w:t>
+        <w:t xml:space="preserve">The Random Forest feature importance analysis provides insight into which variables most strongly drive the classification decision. The top 5 features are: (1) Online Boarding, (2) Inflight Entertainment, (3) Seat Comfort, (4) Class, and (5) Inflight </w:t>
       </w:r>
       <w:proofErr w:type="spellStart"/>
       <w:r>
@@ -2805,14 +2610,7 @@
           <w:color w:val="595959"/>
           <w:sz w:val="20"/>
         </w:rPr>
-        <w:t xml:space="preserve"> from Random F</w:t>
-      </w:r>
-      <w:r>
-        <w:rPr>
-          <w:color w:val="595959"/>
-          <w:sz w:val="20"/>
-        </w:rPr>
-        <w:t>orest (Gini impurity reduction)</w:t>
+        <w:t xml:space="preserve"> from Random Forest (Gini impurity reduction)</w:t>
       </w:r>
     </w:p>
     <w:p>
@@ -2859,10 +2657,7 @@
       </w:pPr>
       <w:r>
         <w:lastRenderedPageBreak/>
-        <w:t>2. Inflight Entertainm</w:t>
-      </w:r>
-      <w:r>
-        <w:t>ent and Seat Comfort are the second and third most critical in-flight factors.</w:t>
+        <w:t>2. Inflight Entertainment and Seat Comfort are the second and third most critical in-flight factors.</w:t>
       </w:r>
     </w:p>
     <w:p>
@@ -2886,10 +2681,7 @@
         <w:spacing w:after="80"/>
       </w:pPr>
       <w:r>
-        <w:t>4. Loyal customers are significantly more satisfied — loyalty progra</w:t>
-      </w:r>
-      <w:r>
-        <w:t>mmes should be prioritised and protected.</w:t>
+        <w:t>4. Loyal customers are significantly more satisfied — loyalty programmes should be prioritised and protected.</w:t>
       </w:r>
     </w:p>
     <w:p>
@@ -2913,10 +2705,7 @@
         <w:spacing w:after="80"/>
       </w:pPr>
       <w:r>
-        <w:t>6. Passengers aged 31-60 show the highest satisfaction rates — mid-life travellers have more</w:t>
-      </w:r>
-      <w:r>
-        <w:t xml:space="preserve"> moderate service expectations.</w:t>
+        <w:t>6. Passengers aged 31-60 show the highest satisfaction rates — mid-life travellers have more moderate service expectations.</w:t>
       </w:r>
     </w:p>
     <w:p>
@@ -2995,12 +2784,6 @@
         <w:gridCol w:w="6521"/>
       </w:tblGrid>
       <w:tr>
-        <w:tblPrEx>
-          <w:tblCellMar>
-            <w:top w:w="0" w:type="dxa"/>
-            <w:bottom w:w="0" w:type="dxa"/>
-          </w:tblCellMar>
-        </w:tblPrEx>
         <w:trPr>
           <w:tblHeader/>
         </w:trPr>
@@ -3026,12 +2809,6 @@
         </w:tc>
       </w:tr>
       <w:tr>
-        <w:tblPrEx>
-          <w:tblCellMar>
-            <w:top w:w="0" w:type="dxa"/>
-            <w:bottom w:w="0" w:type="dxa"/>
-          </w:tblCellMar>
-        </w:tblPrEx>
         <w:tc>
           <w:tcPr>
             <w:tcW w:w="0" w:type="auto"/>
@@ -3054,12 +2831,6 @@
         </w:tc>
       </w:tr>
       <w:tr>
-        <w:tblPrEx>
-          <w:tblCellMar>
-            <w:top w:w="0" w:type="dxa"/>
-            <w:bottom w:w="0" w:type="dxa"/>
-          </w:tblCellMar>
-        </w:tblPrEx>
         <w:tc>
           <w:tcPr>
             <w:tcW w:w="0" w:type="auto"/>
@@ -3082,12 +2853,6 @@
         </w:tc>
       </w:tr>
       <w:tr>
-        <w:tblPrEx>
-          <w:tblCellMar>
-            <w:top w:w="0" w:type="dxa"/>
-            <w:bottom w:w="0" w:type="dxa"/>
-          </w:tblCellMar>
-        </w:tblPrEx>
         <w:tc>
           <w:tcPr>
             <w:tcW w:w="0" w:type="auto"/>
@@ -3110,12 +2875,6 @@
         </w:tc>
       </w:tr>
       <w:tr>
-        <w:tblPrEx>
-          <w:tblCellMar>
-            <w:top w:w="0" w:type="dxa"/>
-            <w:bottom w:w="0" w:type="dxa"/>
-          </w:tblCellMar>
-        </w:tblPrEx>
         <w:tc>
           <w:tcPr>
             <w:tcW w:w="0" w:type="auto"/>
@@ -3148,10 +2907,7 @@
         <w:spacing w:after="240"/>
       </w:pPr>
       <w:r>
-        <w:t>All four pages support sidebar filters for Gender, Customer Type, Type of Travel, Class, and Age Range — applied dynamically to all EDA visualisations a</w:t>
-      </w:r>
-      <w:r>
-        <w:t>nd statistics. Models are trained once on load and cached for performance.</w:t>
+        <w:t>All four pages support sidebar filters for Gender, Customer Type, Type of Travel, Class, and Age Range — applied dynamically to all EDA visualisations and statistics. Models are trained once on load and cached for performance.</w:t>
       </w:r>
     </w:p>
     <w:p>
@@ -3173,10 +2929,7 @@
         <w:spacing w:after="160"/>
       </w:pPr>
       <w:r>
-        <w:t>This project successfully demonstrated a complete data science workflow from raw CSV ingestion to a production-ready interactive dashboard. The key technical contribu</w:t>
-      </w:r>
-      <w:r>
-        <w:t xml:space="preserve">tions are: robust data </w:t>
+        <w:t xml:space="preserve">This project successfully demonstrated a complete data science workflow from raw CSV ingestion to a production-ready interactive dashboard. The key technical contributions are: robust data </w:t>
       </w:r>
       <w:proofErr w:type="spellStart"/>
       <w:r>
@@ -3192,21 +2945,15 @@
       </w:r>
       <w:proofErr w:type="spellEnd"/>
       <w:r>
-        <w:t xml:space="preserve"> dashboard with real-tim</w:t>
-      </w:r>
-      <w:r>
-        <w:t>e prediction.</w:t>
-      </w:r>
-    </w:p>
-    <w:p>
-      <w:pPr>
-        <w:spacing w:after="160"/>
-      </w:pPr>
-      <w:r>
-        <w:t>The Gradient Boosting classifier (AUC=0.9934, F1=0.9509) is recommended as the production model due to its superior precision. The dashboard provides airline operations teams with actionable intelligence for service improvement. The feature i</w:t>
-      </w:r>
-      <w:r>
-        <w:t xml:space="preserve">mportance analysis </w:t>
+        <w:t xml:space="preserve"> dashboard with real-time prediction.</w:t>
+      </w:r>
+    </w:p>
+    <w:p>
+      <w:pPr>
+        <w:spacing w:after="160"/>
+      </w:pPr>
+      <w:r>
+        <w:t xml:space="preserve">The Gradient Boosting classifier (AUC=0.9934, F1=0.9509) is recommended as the production model due to its superior precision. The dashboard provides airline operations teams with actionable intelligence for service improvement. The feature importance analysis </w:t>
       </w:r>
       <w:r>
         <w:lastRenderedPageBreak/>
@@ -3236,10 +2983,7 @@
         <w:spacing w:after="80"/>
       </w:pPr>
       <w:r>
-        <w:t>Dataset temporal scope: The data represents a specific</w:t>
-      </w:r>
-      <w:r>
-        <w:t xml:space="preserve"> time period and may not reflect post-pandemic travel patterns or recent operational changes.</w:t>
+        <w:t>Dataset temporal scope: The data represents a specific time period and may not reflect post-pandemic travel patterns or recent operational changes.</w:t>
       </w:r>
     </w:p>
     <w:p>
@@ -3263,10 +3007,7 @@
         <w:spacing w:after="80"/>
       </w:pPr>
       <w:r>
-        <w:t xml:space="preserve">No hyperparameter </w:t>
-      </w:r>
-      <w:r>
-        <w:t xml:space="preserve">tuning: Models used reasonable defaults; </w:t>
+        <w:t xml:space="preserve">No hyperparameter tuning: Models used reasonable defaults; </w:t>
       </w:r>
       <w:proofErr w:type="spellStart"/>
       <w:r>
@@ -3298,10 +3039,7 @@
         <w:spacing w:after="160"/>
       </w:pPr>
       <w:r>
-        <w:t>Missing airline context: Route information, air</w:t>
-      </w:r>
-      <w:r>
-        <w:t>craft type, and operational data would enrich the model.</w:t>
+        <w:t>Missing airline context: Route information, aircraft type, and operational data would enrich the model.</w:t>
       </w:r>
     </w:p>
     <w:p>
@@ -3411,10 +3149,7 @@
       </w:r>
       <w:proofErr w:type="spellEnd"/>
       <w:r>
-        <w:t xml:space="preserve"> and per-passenger attr</w:t>
-      </w:r>
-      <w:r>
-        <w:t>ibution.</w:t>
+        <w:t xml:space="preserve"> and per-passenger attribution.</w:t>
       </w:r>
     </w:p>
     <w:p>
@@ -3460,10 +3195,7 @@
         <w:spacing w:after="80"/>
       </w:pPr>
       <w:r>
-        <w:t>[1] T.J. Mahal. (2020). Airline Passenger Satisfactio</w:t>
-      </w:r>
-      <w:r>
-        <w:t>n Dataset. Kaggle. https://www.kaggle.com/datasets/teejmahal20/airline-passenger-satisfaction</w:t>
+        <w:t>[1] T.J. Mahal. (2020). Airline Passenger Satisfaction Dataset. Kaggle. https://www.kaggle.com/datasets/teejmahal20/airline-passenger-satisfaction</w:t>
       </w:r>
     </w:p>
     <w:p>
@@ -3495,10 +3227,7 @@
         <w:spacing w:after="80"/>
       </w:pPr>
       <w:r>
-        <w:t>[3] McKinney, W. (2010). Data Stru</w:t>
-      </w:r>
-      <w:r>
-        <w:t>ctures for Statistical Computing in Python. Proceedings of the 9th Python in Science Conference.</w:t>
+        <w:t>[3] McKinney, W. (2010). Data Structures for Statistical Computing in Python. Proceedings of the 9th Python in Science Conference.</w:t>
       </w:r>
     </w:p>
     <w:p>
@@ -3514,10 +3243,7 @@
         <w:spacing w:after="80"/>
       </w:pPr>
       <w:r>
-        <w:t xml:space="preserve">[5] Waskom, M.L. (2021). Seaborn: Statistical </w:t>
-      </w:r>
-      <w:r>
-        <w:t>Data Visualization. Journal of Open Source Software, 6(60), 3021.</w:t>
+        <w:t>[5] Waskom, M.L. (2021). Seaborn: Statistical Data Visualization. Journal of Open Source Software, 6(60), 3021.</w:t>
       </w:r>
     </w:p>
     <w:p>
@@ -3566,13 +3292,8 @@
       </w:pPr>
       <w:r>
         <w:lastRenderedPageBreak/>
-        <w:t>[8] Friedman, J.H. (2001). Greedy Functi</w:t>
-      </w:r>
-      <w:r>
-        <w:t>on Approximation: A Gradient Boosting Machine. Annals of Statistics, 29(5), 1189-1232.</w:t>
-      </w:r>
-      <w:bookmarkStart w:id="0" w:name="_GoBack"/>
-      <w:bookmarkEnd w:id="0"/>
+        <w:t>[8] Friedman, J.H. (2001). Greedy Function Approximation: A Gradient Boosting Machine. Annals of Statistics, 29(5), 1189-1232.</w:t>
+      </w:r>
     </w:p>
     <w:sectPr>
       <w:footerReference w:type="default" r:id="rId19"/>
